--- a/word_reports/LP_0082_위치_255_Billy Ocean_Twelve Inch S.docx
+++ b/word_reports/LP_0082_위치_255_Billy Ocean_Twelve Inch S.docx
@@ -4,7 +4,7 @@
   <w:body>
     <w:p>
       <w:pPr>
-        <w:spacing w:after="280"/>
+        <w:spacing w:after="80"/>
       </w:pPr>
       <w:r>
         <w:rPr w:rFonts="맑은 고딕">
@@ -13,94 +13,47 @@
           <w:color w:val="1E3A8A"/>
           <w:sz w:val="30"/>
         </w:rPr>
-        <w:t>[255] Billy Ocean - Twelve Inch Singles</w:t>
+        <w:t>Billy Ocean (빌리 오션) - Twelve Inch Singles</w:t>
       </w:r>
     </w:p>
     <w:p>
       <w:pPr>
-        <w:spacing w:after="320"/>
+        <w:spacing w:after="240"/>
       </w:pPr>
       <w:r>
         <w:rPr w:rFonts="맑은 고딕">
           <w:rFonts w:ascii="맑은 고딕" w:hAnsi="맑은 고딕" w:eastAsia="맑은 고딕"/>
           <w:b/>
-          <w:sz w:val="20"/>
+          <w:color w:val="4B5563"/>
+          <w:sz w:val="22"/>
         </w:rPr>
-        <w:t>■ 위치 : 255</w:t>
-        <w:br/>
-      </w:r>
-      <w:r>
-        <w:rPr w:rFonts="맑은 고딕">
-          <w:rFonts w:ascii="맑은 고딕" w:hAnsi="맑은 고딕" w:eastAsia="맑은 고딕"/>
-          <w:b/>
-          <w:sz w:val="20"/>
-        </w:rPr>
-        <w:t>■ 아티스트 : Billy Ocean</w:t>
-        <w:br/>
-      </w:r>
-      <w:r>
-        <w:rPr w:rFonts="맑은 고딕">
-          <w:rFonts w:ascii="맑은 고딕" w:hAnsi="맑은 고딕" w:eastAsia="맑은 고딕"/>
-          <w:b/>
-          <w:sz w:val="20"/>
-        </w:rPr>
-        <w:t>■ 앨범명 : Twelve Inch Singles</w:t>
-        <w:br/>
-      </w:r>
-      <w:r>
-        <w:rPr w:rFonts="맑은 고딕">
-          <w:rFonts w:ascii="맑은 고딕" w:hAnsi="맑은 고딕" w:eastAsia="맑은 고딕"/>
-          <w:b w:val="0"/>
-          <w:sz w:val="20"/>
-        </w:rPr>
-        <w:t>■ 음반 레이블 : Jive Records</w:t>
-        <w:br/>
-      </w:r>
-      <w:r>
-        <w:rPr w:rFonts="맑은 고딕">
-          <w:rFonts w:ascii="맑은 고딕" w:hAnsi="맑은 고딕" w:eastAsia="맑은 고딕"/>
-          <w:b w:val="0"/>
-          <w:sz w:val="20"/>
-        </w:rPr>
-        <w:t>■ 발매년도 : 1988</w:t>
-        <w:br/>
-      </w:r>
-      <w:r>
-        <w:rPr w:rFonts="맑은 고딕">
-          <w:rFonts w:ascii="맑은 고딕" w:hAnsi="맑은 고딕" w:eastAsia="맑은 고딕"/>
-          <w:b w:val="0"/>
-          <w:sz w:val="20"/>
-        </w:rPr>
-        <w:t>■ 장르 : Synth-pop, Post-Disco, Contemporary R&amp;B, Dance-Pop</w:t>
-        <w:br/>
-      </w:r>
-      <w:r>
-        <w:rPr w:rFonts="맑은 고딕">
-          <w:rFonts w:ascii="맑은 고딕" w:hAnsi="맑은 고딕" w:eastAsia="맑은 고딕"/>
-          <w:b w:val="0"/>
-          <w:sz w:val="20"/>
-        </w:rPr>
-        <w:t>■ 주요 수록곡 : 1. Caribbean Queen (No More Love On the Run) (Extended Mix)</w:t>
-        <w:br/>
+        <w:t>위치 :  255</w:t>
       </w:r>
     </w:p>
     <w:p>
       <w:pPr>
-        <w:spacing w:after="160"/>
+        <w:spacing w:line="324" w:lineRule="auto" w:before="80" w:after="160"/>
       </w:pPr>
       <w:r>
         <w:rPr w:rFonts="맑은 고딕">
           <w:rFonts w:ascii="맑은 고딕" w:hAnsi="맑은 고딕" w:eastAsia="맑은 고딕"/>
           <w:b/>
           <w:color w:val="1F2937"/>
-          <w:sz w:val="24"/>
+          <w:sz w:val="22"/>
         </w:rPr>
-        <w:t>■ 음반 해설 및 감상 가이드</w:t>
+        <w:t xml:space="preserve">[음반 소개] </w:t>
+      </w:r>
+      <w:r>
+        <w:rPr w:rFonts="맑은 고딕">
+          <w:rFonts w:ascii="맑은 고딕" w:hAnsi="맑은 고딕" w:eastAsia="맑은 고딕"/>
+          <w:b w:val="0"/>
+          <w:sz w:val="21"/>
+        </w:rPr>
       </w:r>
     </w:p>
     <w:p>
       <w:pPr>
-        <w:spacing w:line="312" w:lineRule="auto" w:after="120"/>
+        <w:spacing w:line="324" w:lineRule="auto" w:after="120"/>
       </w:pPr>
       <w:r>
         <w:rPr w:rFonts="맑은 고딕">
@@ -108,51 +61,516 @@
           <w:b w:val="0"/>
           <w:sz w:val="21"/>
         </w:rPr>
-        <w:t>1980년대 글로벌 팝 음악씬을 풍미한 트리니다드 토바고 출신의 영국 싱어송라이터 빌리 오션(Billy Ocean)은 특유의 감성적인 소울 보컬과 캐치한 댄스 리듬으로 빌보드 차트와 영국 차트를 동시에 석권한 거장입니다. 본 음반 《Twelve Inch Singles》는 80년대 클럽 컬처와 DJ 문화의 중심에 있었던 '12인치 싱글' 버전들을 집대성한 음반으로, 라디오용 7인치 싱글에서는 느낄 수 없었던 풍부한 리듬의 확장과 다채로운 아날로그 사운드의 미학을 담아내고 있습니다.</w:t>
+        <w:t>1980년대 신스팝과 브리티시 소울의 황금기를 수놓았던 빌리 오션의 찬란한 에너지를 고스란히 담아낸 이 앨범은, 댄스 플로어의 열기와 낭만적인 R&amp;B 선율이 절묘하게 교차하는 명반입니다. 12인치 싱글 특유의 확장된 그루브와 다이내믹한 입체 음향은 단순한 팝 음악을 넘어 시대를 풍미한 사운드 아트의 정수를 증명합니다. 매끄러운 멜로디 속에 깃든 진솔한 소울 감성은 반세기가 지난 오늘날에도 여전히 세련된 온기로 우리의 청각을 매료시킵니다.</w:t>
       </w:r>
     </w:p>
     <w:p>
       <w:pPr>
-        <w:spacing w:line="312" w:lineRule="auto" w:after="120"/>
+        <w:spacing w:line="324" w:lineRule="auto" w:before="200" w:after="80"/>
       </w:pPr>
+      <w:r>
+        <w:rPr w:rFonts="맑은 고딕">
+          <w:rFonts w:ascii="맑은 고딕" w:hAnsi="맑은 고딕" w:eastAsia="맑은 고딕"/>
+          <w:b/>
+          <w:color w:val="1E3A8A"/>
+          <w:sz w:val="24"/>
+        </w:rPr>
+        <w:t>1. 음반 데이터</w:t>
+      </w:r>
+    </w:p>
+    <w:p>
+      <w:pPr>
+        <w:spacing w:line="324" w:lineRule="auto" w:after="80"/>
+      </w:pPr>
+      <w:r>
+        <w:rPr w:rFonts="맑은 고딕">
+          <w:rFonts w:ascii="맑은 고딕" w:hAnsi="맑은 고딕" w:eastAsia="맑은 고딕"/>
+          <w:b w:val="0"/>
+          <w:color w:val="6B7280"/>
+          <w:sz w:val="21"/>
+        </w:rPr>
+        <w:t xml:space="preserve">· </w:t>
+      </w:r>
+      <w:r>
+        <w:rPr w:rFonts="맑은 고딕">
+          <w:rFonts w:ascii="맑은 고딕" w:hAnsi="맑은 고딕" w:eastAsia="맑은 고딕"/>
+          <w:b/>
+          <w:color w:val="1F2937"/>
+          <w:sz w:val="21"/>
+        </w:rPr>
+        <w:t xml:space="preserve">앨범명: </w:t>
+      </w:r>
       <w:r>
         <w:rPr w:rFonts="맑은 고딕">
           <w:rFonts w:ascii="맑은 고딕" w:hAnsi="맑은 고딕" w:eastAsia="맑은 고딕"/>
           <w:b w:val="0"/>
           <w:sz w:val="21"/>
         </w:rPr>
-        <w:t>이 앨범은 프로듀서 키스 다이아몬드(Keith Diamond) 등 당대 최고의 제작진과 빌리 오션의 협업이 결실을 맺은 황금기의 정수를 보여줍니다. 그래미 어워드 수상작인 "Caribbean Queen"을 필두로, 영화 &lt;나일의 보물&gt; 주제가로 큰 사랑을 받은 "When the Going Gets Tough, the Tough Get Going", 그리고 신나는 싱스어롱 트랙 "Get Outta My Dreams, Get into My Car" 등 그의 시그니처 록 및 팝 댄스 트랙들이 롱 버전을 통해 한층 더 강력한 신디사이저 베이스라인과 감각적인 비트로 재탄생했습니다.</w:t>
+        <w:t>Twelve Inch Singles</w:t>
       </w:r>
     </w:p>
     <w:p>
       <w:pPr>
-        <w:spacing w:line="312" w:lineRule="auto" w:after="120"/>
+        <w:spacing w:line="324" w:lineRule="auto" w:after="80"/>
       </w:pPr>
+      <w:r>
+        <w:rPr w:rFonts="맑은 고딕">
+          <w:rFonts w:ascii="맑은 고딕" w:hAnsi="맑은 고딕" w:eastAsia="맑은 고딕"/>
+          <w:b w:val="0"/>
+          <w:color w:val="6B7280"/>
+          <w:sz w:val="21"/>
+        </w:rPr>
+        <w:t xml:space="preserve">· </w:t>
+      </w:r>
+      <w:r>
+        <w:rPr w:rFonts="맑은 고딕">
+          <w:rFonts w:ascii="맑은 고딕" w:hAnsi="맑은 고딕" w:eastAsia="맑은 고딕"/>
+          <w:b/>
+          <w:color w:val="1F2937"/>
+          <w:sz w:val="21"/>
+        </w:rPr>
+        <w:t xml:space="preserve">아티스트: </w:t>
+      </w:r>
       <w:r>
         <w:rPr w:rFonts="맑은 고딕">
           <w:rFonts w:ascii="맑은 고딕" w:hAnsi="맑은 고딕" w:eastAsia="맑은 고딕"/>
           <w:b w:val="0"/>
           <w:sz w:val="21"/>
         </w:rPr>
-        <w:t>빌리 오션의 보컬은 스무스하고 다정한 감성과 폭발적인 성량을 동시에 지니고 있어, 긴 호흡으로 진행되는 12인치 믹스 안에서도 지루할 틈 없이 음악적 긴장감을 유지시킵니다. 확장된 믹스를 통해 추가된 브레이크다운 구간과 화려한 악기 솔로(섹소폰, 신디사이저)는 그의 호소력 짙은 보이스와 완벽한 조화를 이루며, 듣는 이로 하여금 80년대 디스코·알앤비의 절정을 피부로 느끼게 만듭니다.</w:t>
+        <w:t>Billy Ocean (빌리 오션)</w:t>
       </w:r>
     </w:p>
     <w:p>
       <w:pPr>
-        <w:spacing w:line="312" w:lineRule="auto" w:after="120"/>
+        <w:spacing w:line="324" w:lineRule="auto" w:after="80"/>
       </w:pPr>
+      <w:r>
+        <w:rPr w:rFonts="맑은 고딕">
+          <w:rFonts w:ascii="맑은 고딕" w:hAnsi="맑은 고딕" w:eastAsia="맑은 고딕"/>
+          <w:b w:val="0"/>
+          <w:color w:val="6B7280"/>
+          <w:sz w:val="21"/>
+        </w:rPr>
+        <w:t xml:space="preserve">· </w:t>
+      </w:r>
+      <w:r>
+        <w:rPr w:rFonts="맑은 고딕">
+          <w:rFonts w:ascii="맑은 고딕" w:hAnsi="맑은 고딕" w:eastAsia="맑은 고딕"/>
+          <w:b/>
+          <w:color w:val="1F2937"/>
+          <w:sz w:val="21"/>
+        </w:rPr>
+        <w:t xml:space="preserve">발매 정보: </w:t>
+      </w:r>
       <w:r>
         <w:rPr w:rFonts="맑은 고딕">
           <w:rFonts w:ascii="맑은 고딕" w:hAnsi="맑은 고딕" w:eastAsia="맑은 고딕"/>
           <w:b w:val="0"/>
           <w:sz w:val="21"/>
         </w:rPr>
-        <w:t>LP 매체로서 본 음반이 지닌 가치 또한 매우 높습니다. 깊고 넓은 소리골에刻인 12인치 포맷 특유의 넓은 다이내믹 레인지와 풍부한 저음역대는 오디오파일 및 LP 수집가들에게 탁월한 청각적 만족감을 선사합니다. 80년대 팝/소울 음악의 찬란했던 순간을 가장 역동적인 사운드로 소장하고 감상할 수 있는 명반입니다.</w:t>
+        <w:t>1980년대 중후반 클럽 컬처와 바이닐 르네상스의 정점에서 기획된 스페셜 컴필레이션으로, 그의 전성기 대표곡들을 오리지널 12인치 롱버전 및 익스텐디드 믹스로 집대성하여 발매되었습니다.</w:t>
+      </w:r>
+    </w:p>
+    <w:p>
+      <w:pPr>
+        <w:spacing w:line="324" w:lineRule="auto" w:after="80"/>
+      </w:pPr>
+      <w:r>
+        <w:rPr w:rFonts="맑은 고딕">
+          <w:rFonts w:ascii="맑은 고딕" w:hAnsi="맑은 고딕" w:eastAsia="맑은 고딕"/>
+          <w:b w:val="0"/>
+          <w:color w:val="6B7280"/>
+          <w:sz w:val="21"/>
+        </w:rPr>
+        <w:t xml:space="preserve">· </w:t>
+      </w:r>
+      <w:r>
+        <w:rPr w:rFonts="맑은 고딕">
+          <w:rFonts w:ascii="맑은 고딕" w:hAnsi="맑은 고딕" w:eastAsia="맑은 고딕"/>
+          <w:b/>
+          <w:color w:val="1F2937"/>
+          <w:sz w:val="21"/>
+        </w:rPr>
+        <w:t xml:space="preserve">LP 인기도(판매량): </w:t>
+      </w:r>
+      <w:r>
+        <w:rPr w:rFonts="맑은 고딕">
+          <w:rFonts w:ascii="맑은 고딕" w:hAnsi="맑은 고딕" w:eastAsia="맑은 고딕"/>
+          <w:b w:val="0"/>
+          <w:sz w:val="21"/>
+        </w:rPr>
+        <w:t>전 세계적으로 수백만 장의 판매고를 기록하며 메가 히트를 이어가던 시기에 발매되어 클럽 DJ들과 오디오파일 모두에게 폭발적인 사랑을 받았으며, 영국과 미국을 비롯한 글로벌 댄스/팝 차트 상위권을 장악했습니다.</w:t>
+      </w:r>
+    </w:p>
+    <w:p>
+      <w:pPr>
+        <w:spacing w:line="324" w:lineRule="auto" w:after="80"/>
+      </w:pPr>
+      <w:r>
+        <w:rPr w:rFonts="맑은 고딕">
+          <w:rFonts w:ascii="맑은 고딕" w:hAnsi="맑은 고딕" w:eastAsia="맑은 고딕"/>
+          <w:b w:val="0"/>
+          <w:color w:val="6B7280"/>
+          <w:sz w:val="21"/>
+        </w:rPr>
+        <w:t xml:space="preserve">· </w:t>
+      </w:r>
+      <w:r>
+        <w:rPr w:rFonts="맑은 고딕">
+          <w:rFonts w:ascii="맑은 고딕" w:hAnsi="맑은 고딕" w:eastAsia="맑은 고딕"/>
+          <w:b/>
+          <w:color w:val="1F2937"/>
+          <w:sz w:val="21"/>
+        </w:rPr>
+        <w:t xml:space="preserve">각종 수상경력: </w:t>
+      </w:r>
+      <w:r>
+        <w:rPr w:rFonts="맑은 고딕">
+          <w:rFonts w:ascii="맑은 고딕" w:hAnsi="맑은 고딕" w:eastAsia="맑은 고딕"/>
+          <w:b w:val="0"/>
+          <w:sz w:val="21"/>
+        </w:rPr>
+        <w:t>그래미 어워드 '최우수 남성 R&amp;B 보컬 퍼포먼스' 수상 및 브릿 어워드 노미네이션 등 빌리 오션이 세계적인 팝스타로서 공인받은 최정상의 커리어를 투영하고 있습니다.</w:t>
+      </w:r>
+    </w:p>
+    <w:p>
+      <w:pPr>
+        <w:spacing w:line="324" w:lineRule="auto" w:before="200" w:after="80"/>
+      </w:pPr>
+      <w:r>
+        <w:rPr w:rFonts="맑은 고딕">
+          <w:rFonts w:ascii="맑은 고딕" w:hAnsi="맑은 고딕" w:eastAsia="맑은 고딕"/>
+          <w:b/>
+          <w:color w:val="1E3A8A"/>
+          <w:sz w:val="24"/>
+        </w:rPr>
+        <w:t>2. 아티스트 정보</w:t>
+      </w:r>
+    </w:p>
+    <w:p>
+      <w:pPr>
+        <w:spacing w:line="324" w:lineRule="auto" w:after="80"/>
+      </w:pPr>
+      <w:r>
+        <w:rPr w:rFonts="맑은 고딕">
+          <w:rFonts w:ascii="맑은 고딕" w:hAnsi="맑은 고딕" w:eastAsia="맑은 고딕"/>
+          <w:b w:val="0"/>
+          <w:color w:val="6B7280"/>
+          <w:sz w:val="21"/>
+        </w:rPr>
+        <w:t xml:space="preserve">· </w:t>
+      </w:r>
+      <w:r>
+        <w:rPr w:rFonts="맑은 고딕">
+          <w:rFonts w:ascii="맑은 고딕" w:hAnsi="맑은 고딕" w:eastAsia="맑은 고딕"/>
+          <w:b/>
+          <w:color w:val="1F2937"/>
+          <w:sz w:val="21"/>
+        </w:rPr>
+        <w:t xml:space="preserve">국적: </w:t>
+      </w:r>
+      <w:r>
+        <w:rPr w:rFonts="맑은 고딕">
+          <w:rFonts w:ascii="맑은 고딕" w:hAnsi="맑은 고딕" w:eastAsia="맑은 고딕"/>
+          <w:b w:val="0"/>
+          <w:sz w:val="21"/>
+        </w:rPr>
+        <w:t>영국 (트리니다드 토바고 출생)</w:t>
+      </w:r>
+    </w:p>
+    <w:p>
+      <w:pPr>
+        <w:spacing w:line="324" w:lineRule="auto" w:after="80"/>
+      </w:pPr>
+      <w:r>
+        <w:rPr w:rFonts="맑은 고딕">
+          <w:rFonts w:ascii="맑은 고딕" w:hAnsi="맑은 고딕" w:eastAsia="맑은 고딕"/>
+          <w:b w:val="0"/>
+          <w:color w:val="6B7280"/>
+          <w:sz w:val="21"/>
+        </w:rPr>
+        <w:t xml:space="preserve">· </w:t>
+      </w:r>
+      <w:r>
+        <w:rPr w:rFonts="맑은 고딕">
+          <w:rFonts w:ascii="맑은 고딕" w:hAnsi="맑은 고딕" w:eastAsia="맑은 고딕"/>
+          <w:b/>
+          <w:color w:val="1F2937"/>
+          <w:sz w:val="21"/>
+        </w:rPr>
+        <w:t xml:space="preserve">생몰년도: </w:t>
+      </w:r>
+      <w:r>
+        <w:rPr w:rFonts="맑은 고딕">
+          <w:rFonts w:ascii="맑은 고딕" w:hAnsi="맑은 고딕" w:eastAsia="맑은 고딕"/>
+          <w:b w:val="0"/>
+          <w:sz w:val="21"/>
+        </w:rPr>
+        <w:t>1950년 1월 21일 ~ 현재</w:t>
+      </w:r>
+    </w:p>
+    <w:p>
+      <w:pPr>
+        <w:spacing w:line="324" w:lineRule="auto" w:after="80"/>
+      </w:pPr>
+      <w:r>
+        <w:rPr w:rFonts="맑은 고딕">
+          <w:rFonts w:ascii="맑은 고딕" w:hAnsi="맑은 고딕" w:eastAsia="맑은 고딕"/>
+          <w:b w:val="0"/>
+          <w:color w:val="6B7280"/>
+          <w:sz w:val="21"/>
+        </w:rPr>
+        <w:t xml:space="preserve">· </w:t>
+      </w:r>
+      <w:r>
+        <w:rPr w:rFonts="맑은 고딕">
+          <w:rFonts w:ascii="맑은 고딕" w:hAnsi="맑은 고딕" w:eastAsia="맑은 고딕"/>
+          <w:b/>
+          <w:color w:val="1F2937"/>
+          <w:sz w:val="21"/>
+        </w:rPr>
+        <w:t xml:space="preserve">그룹 소속: </w:t>
+      </w:r>
+      <w:r>
+        <w:rPr w:rFonts="맑은 고딕">
+          <w:rFonts w:ascii="맑은 고딕" w:hAnsi="맑은 고딕" w:eastAsia="맑은 고딕"/>
+          <w:b w:val="0"/>
+          <w:sz w:val="21"/>
+        </w:rPr>
+        <w:t>솔로</w:t>
+      </w:r>
+    </w:p>
+    <w:p>
+      <w:pPr>
+        <w:spacing w:line="324" w:lineRule="auto" w:after="80"/>
+      </w:pPr>
+      <w:r>
+        <w:rPr w:rFonts="맑은 고딕">
+          <w:rFonts w:ascii="맑은 고딕" w:hAnsi="맑은 고딕" w:eastAsia="맑은 고딕"/>
+          <w:b w:val="0"/>
+          <w:color w:val="6B7280"/>
+          <w:sz w:val="21"/>
+        </w:rPr>
+        <w:t xml:space="preserve">· </w:t>
+      </w:r>
+      <w:r>
+        <w:rPr w:rFonts="맑은 고딕">
+          <w:rFonts w:ascii="맑은 고딕" w:hAnsi="맑은 고딕" w:eastAsia="맑은 고딕"/>
+          <w:b/>
+          <w:color w:val="1F2937"/>
+          <w:sz w:val="21"/>
+        </w:rPr>
+        <w:t xml:space="preserve">아티스트 소개: </w:t>
+      </w:r>
+      <w:r>
+        <w:rPr w:rFonts="맑은 고딕">
+          <w:rFonts w:ascii="맑은 고딕" w:hAnsi="맑은 고딕" w:eastAsia="맑은 고딕"/>
+          <w:b w:val="0"/>
+          <w:sz w:val="21"/>
+        </w:rPr>
+        <w:t>카리브해의 풍성한 음악적 토양과 영국의 세련된 팝 센스를 결합하여 독보적인 소울 팝의 지평을 연 거장입니다. 벨벳처럼 부드러우면서도 호소력 짙은 음색과 탁월한 송라이팅 능력으로 1980년대 흑인 음악의 크로스오버 열풍을 주도한 팝 역사의 독보적인 아이콘입니다.</w:t>
+      </w:r>
+    </w:p>
+    <w:p>
+      <w:pPr>
+        <w:spacing w:line="324" w:lineRule="auto" w:before="200" w:after="80"/>
+      </w:pPr>
+      <w:r>
+        <w:rPr w:rFonts="맑은 고딕">
+          <w:rFonts w:ascii="맑은 고딕" w:hAnsi="맑은 고딕" w:eastAsia="맑은 고딕"/>
+          <w:b/>
+          <w:color w:val="1E3A8A"/>
+          <w:sz w:val="24"/>
+        </w:rPr>
+        <w:t>3. 음반 상세 분석</w:t>
+      </w:r>
+    </w:p>
+    <w:p>
+      <w:pPr>
+        <w:spacing w:line="324" w:lineRule="auto" w:after="80"/>
+      </w:pPr>
+      <w:r>
+        <w:rPr w:rFonts="맑은 고딕">
+          <w:rFonts w:ascii="맑은 고딕" w:hAnsi="맑은 고딕" w:eastAsia="맑은 고딕"/>
+          <w:b w:val="0"/>
+          <w:color w:val="6B7280"/>
+          <w:sz w:val="21"/>
+        </w:rPr>
+        <w:t xml:space="preserve">· </w:t>
+      </w:r>
+      <w:r>
+        <w:rPr w:rFonts="맑은 고딕">
+          <w:rFonts w:ascii="맑은 고딕" w:hAnsi="맑은 고딕" w:eastAsia="맑은 고딕"/>
+          <w:b/>
+          <w:color w:val="1F2937"/>
+          <w:sz w:val="21"/>
+        </w:rPr>
+        <w:t xml:space="preserve">역사적 위치: </w:t>
+      </w:r>
+      <w:r>
+        <w:rPr w:rFonts="맑은 고딕">
+          <w:rFonts w:ascii="맑은 고딕" w:hAnsi="맑은 고딕" w:eastAsia="맑은 고딕"/>
+          <w:b w:val="0"/>
+          <w:sz w:val="21"/>
+        </w:rPr>
+        <w:t>7인치 라디오 에디트의 한계를 뛰어넘어 베이스 라인과 리듬 섹션의 확장을 꾀했던 '12인치 맥시 싱글(12" Maxi-Single)' 문화의 정점을 보여주는 앨범입니다. 팝의 대중성과 클럽 뮤직의 역동성이 완벽한 황금비율을 이루어 80년대 신스 펑크(Synth-Funk) 및 소울의 교과서적인 완성도를 자랑합니다.</w:t>
+      </w:r>
+    </w:p>
+    <w:p>
+      <w:pPr>
+        <w:spacing w:line="324" w:lineRule="auto" w:after="80"/>
+      </w:pPr>
+      <w:r>
+        <w:rPr w:rFonts="맑은 고딕">
+          <w:rFonts w:ascii="맑은 고딕" w:hAnsi="맑은 고딕" w:eastAsia="맑은 고딕"/>
+          <w:b w:val="0"/>
+          <w:color w:val="6B7280"/>
+          <w:sz w:val="21"/>
+        </w:rPr>
+        <w:t xml:space="preserve">· </w:t>
+      </w:r>
+      <w:r>
+        <w:rPr w:rFonts="맑은 고딕">
+          <w:rFonts w:ascii="맑은 고딕" w:hAnsi="맑은 고딕" w:eastAsia="맑은 고딕"/>
+          <w:b/>
+          <w:color w:val="1F2937"/>
+          <w:sz w:val="21"/>
+        </w:rPr>
+        <w:t xml:space="preserve">시대의 흔적(스토리텔링): </w:t>
+      </w:r>
+      <w:r>
+        <w:rPr w:rFonts="맑은 고딕">
+          <w:rFonts w:ascii="맑은 고딕" w:hAnsi="맑은 고딕" w:eastAsia="맑은 고딕"/>
+          <w:b w:val="0"/>
+          <w:sz w:val="21"/>
+        </w:rPr>
+        <w:t>네온사인이 화려하게 번쩍이던 1980년대 도심의 밤, 청춘들이 자유와 낭만을 갈망하며 모여들던 나이트라이프의 순수한 열기가 아날로그 그루브 속에 고스란히 녹아 있습니다. 아날로그 신시사이저와 브라스의 경쾌한 울림은 그 시절 청춘들이 공유했던 찬란한 해방감과 낙천적인 감수성을 고스란히 소환해 냅니다.</w:t>
+      </w:r>
+    </w:p>
+    <w:p>
+      <w:pPr>
+        <w:spacing w:line="324" w:lineRule="auto" w:before="200" w:after="80"/>
+      </w:pPr>
+      <w:r>
+        <w:rPr w:rFonts="맑은 고딕">
+          <w:rFonts w:ascii="맑은 고딕" w:hAnsi="맑은 고딕" w:eastAsia="맑은 고딕"/>
+          <w:b/>
+          <w:color w:val="1E3A8A"/>
+          <w:sz w:val="24"/>
+        </w:rPr>
+        <w:t>4. 주요 수록곡 및 감상 제언</w:t>
+      </w:r>
+    </w:p>
+    <w:p>
+      <w:pPr>
+        <w:spacing w:line="324" w:lineRule="auto" w:after="80"/>
+      </w:pPr>
+      <w:r>
+        <w:rPr w:rFonts="맑은 고딕">
+          <w:rFonts w:ascii="맑은 고딕" w:hAnsi="맑은 고딕" w:eastAsia="맑은 고딕"/>
+          <w:b w:val="0"/>
+          <w:color w:val="6B7280"/>
+          <w:sz w:val="21"/>
+        </w:rPr>
+        <w:t xml:space="preserve">· </w:t>
+      </w:r>
+      <w:r>
+        <w:rPr w:rFonts="맑은 고딕">
+          <w:rFonts w:ascii="맑은 고딕" w:hAnsi="맑은 고딕" w:eastAsia="맑은 고딕"/>
+          <w:b/>
+          <w:color w:val="1F2937"/>
+          <w:sz w:val="21"/>
+        </w:rPr>
+        <w:t xml:space="preserve">주요 수록곡 특징: </w:t>
+      </w:r>
+      <w:r>
+        <w:rPr w:rFonts="맑은 고딕">
+          <w:rFonts w:ascii="맑은 고딕" w:hAnsi="맑은 고딕" w:eastAsia="맑은 고딕"/>
+          <w:b w:val="0"/>
+          <w:sz w:val="21"/>
+        </w:rPr>
+        <w:t>그래미 수상에 빛나는 불멸의 명곡 'Caribbean Queen (No More Love on the Run)'의 롱버전은 펑키한 베이스와 관악기의 쾌감이 극대화되어 있으며, 감미롭고 애절한 'Suddenly'는 빌리 오션 특유의 낭만적 서정미가 돋보입니다. 또한 거침없는 에너지를 뿜어내는 'Loverboy'의 익스텐디드 믹스는 일렉트로닉 비트와 소울풀한 보컬의 완벽한 융합을 들려줍니다.</w:t>
+      </w:r>
+    </w:p>
+    <w:p>
+      <w:pPr>
+        <w:spacing w:line="324" w:lineRule="auto" w:after="80"/>
+      </w:pPr>
+      <w:r>
+        <w:rPr w:rFonts="맑은 고딕">
+          <w:rFonts w:ascii="맑은 고딕" w:hAnsi="맑은 고딕" w:eastAsia="맑은 고딕"/>
+          <w:b w:val="0"/>
+          <w:color w:val="6B7280"/>
+          <w:sz w:val="21"/>
+        </w:rPr>
+        <w:t xml:space="preserve">· </w:t>
+      </w:r>
+      <w:r>
+        <w:rPr w:rFonts="맑은 고딕">
+          <w:rFonts w:ascii="맑은 고딕" w:hAnsi="맑은 고딕" w:eastAsia="맑은 고딕"/>
+          <w:b/>
+          <w:color w:val="1F2937"/>
+          <w:sz w:val="21"/>
+        </w:rPr>
+        <w:t xml:space="preserve">빈티지 감상 제언: </w:t>
+      </w:r>
+      <w:r>
+        <w:rPr w:rFonts="맑은 고딕">
+          <w:rFonts w:ascii="맑은 고딕" w:hAnsi="맑은 고딕" w:eastAsia="맑은 고딕"/>
+          <w:b w:val="0"/>
+          <w:sz w:val="21"/>
+        </w:rPr>
+        <w:t>12인치 싱글 반 특유의 넓은 소리골(Groove) 덕분에 음압이 높고 저역의 해상도가 매우 뛰어납니다. 진공관 앰프를 통해 전달되는 두터운 베이스의 펀치감과 턴테이블 바늘 끝에서 피어오르는 아날로그 신스의 윤기 있는 질감에 귀를 기울이면 디지털 음원에서는 결코 맛볼 수 없는 공간감과 생동감을 만끽할 수 있습니다.</w:t>
+      </w:r>
+    </w:p>
+    <w:p>
+      <w:pPr>
+        <w:spacing w:line="324" w:lineRule="auto" w:after="80"/>
+      </w:pPr>
+      <w:r>
+        <w:rPr w:rFonts="맑은 고딕">
+          <w:rFonts w:ascii="맑은 고딕" w:hAnsi="맑은 고딕" w:eastAsia="맑은 고딕"/>
+          <w:b w:val="0"/>
+          <w:color w:val="6B7280"/>
+          <w:sz w:val="21"/>
+        </w:rPr>
+        <w:t xml:space="preserve">· </w:t>
+      </w:r>
+      <w:r>
+        <w:rPr w:rFonts="맑은 고딕">
+          <w:rFonts w:ascii="맑은 고딕" w:hAnsi="맑은 고딕" w:eastAsia="맑은 고딕"/>
+          <w:b/>
+          <w:color w:val="1F2937"/>
+          <w:sz w:val="21"/>
+        </w:rPr>
+        <w:t xml:space="preserve">소장 가치: </w:t>
+      </w:r>
+      <w:r>
+        <w:rPr w:rFonts="맑은 고딕">
+          <w:rFonts w:ascii="맑은 고딕" w:hAnsi="맑은 고딕" w:eastAsia="맑은 고딕"/>
+          <w:b w:val="0"/>
+          <w:sz w:val="21"/>
+        </w:rPr>
+        <w:t>정규 앨범에서는 접하기 힘든 희귀 익스텐디드 믹스 버전들을 최상의 바이닐 사운드로 온전히 소장할 수 있다는 점에서 대체 불가능한 소장 가치를 지니며, 80년대 팝/댄스 바이닐 컬렉션의 필수적인 마스터피스입니다.</w:t>
+      </w:r>
+    </w:p>
+    <w:p>
+      <w:pPr>
+        <w:spacing w:line="324" w:lineRule="auto" w:after="120" w:before="160"/>
+      </w:pPr>
+      <w:r>
+        <w:rPr w:rFonts="맑은 고딕">
+          <w:rFonts w:ascii="맑은 고딕" w:hAnsi="맑은 고딕" w:eastAsia="맑은 고딕"/>
+          <w:b/>
+          <w:color w:val="4338CA"/>
+          <w:sz w:val="21"/>
+        </w:rPr>
+        <w:t>이 음반을 통해 아날로그 소리골을 타고 흐르는 1980년대의 찬란한 리듬과 빌리 오션의 따스한 소울이 전해주는 감동을 다시 한번 경험해 보시는 것은 어떨까요?</w:t>
       </w:r>
     </w:p>
     <w:sectPr>
       <w:pgSz w:w="12240" w:h="15840"/>
-      <w:pgMar w:top="1440" w:right="1440" w:bottom="1440" w:left="1440" w:header="720" w:footer="720" w:gutter="0"/>
+      <w:pgMar w:top="1152" w:right="1296" w:bottom="1152" w:left="1296" w:header="720" w:footer="720" w:gutter="0"/>
       <w:cols w:space="720"/>
       <w:docGrid w:linePitch="360"/>
     </w:sectPr>

--- a/word_reports/LP_0082_위치_255_Billy Ocean_Twelve Inch S.docx
+++ b/word_reports/LP_0082_위치_255_Billy Ocean_Twelve Inch S.docx
@@ -32,7 +32,7 @@
     </w:p>
     <w:p>
       <w:pPr>
-        <w:spacing w:line="324" w:lineRule="auto" w:before="80" w:after="160"/>
+        <w:spacing w:line="324" w:lineRule="auto" w:before="80" w:after="120"/>
       </w:pPr>
       <w:r>
         <w:rPr w:rFonts="맑은 고딕">
@@ -42,13 +42,6 @@
           <w:sz w:val="22"/>
         </w:rPr>
         <w:t xml:space="preserve">[음반 소개] </w:t>
-      </w:r>
-      <w:r>
-        <w:rPr w:rFonts="맑은 고딕">
-          <w:rFonts w:ascii="맑은 고딕" w:hAnsi="맑은 고딕" w:eastAsia="맑은 고딕"/>
-          <w:b w:val="0"/>
-          <w:sz w:val="21"/>
-        </w:rPr>
       </w:r>
     </w:p>
     <w:p>
@@ -61,7 +54,46 @@
           <w:b w:val="0"/>
           <w:sz w:val="21"/>
         </w:rPr>
-        <w:t>1980년대 신스팝과 브리티시 소울의 황금기를 수놓았던 빌리 오션의 찬란한 에너지를 고스란히 담아낸 이 앨범은, 댄스 플로어의 열기와 낭만적인 R&amp;B 선율이 절묘하게 교차하는 명반입니다. 12인치 싱글 특유의 확장된 그루브와 다이내믹한 입체 음향은 단순한 팝 음악을 넘어 시대를 풍미한 사운드 아트의 정수를 증명합니다. 매끄러운 멜로디 속에 깃든 진솔한 소울 감성은 반세기가 지난 오늘날에도 여전히 세련된 온기로 우리의 청각을 매료시킵니다.</w:t>
+        <w:t>1980년대 대중음악의 지평은 눈부신 신디사이저의 발전과 함께 댄스플로어와 라디오 전파를 가로지르는 크로스오버의 혁명기였습니다. 그 역동적인 파고의 정점에서 카리브해의 따스한 혈통과 런던의 세련된 팝 감각을 하나로 융합해 전 세계를 매료시킨 독보적인 존재가 바로 빌리 오션(Billy Ocean)이었습니다. 이 음반은 그가 대중음악계의 거목으로 우뚝 섰던 황금기, 클럽 디제이와 오디오 애호가들을 동시에 열광시켰던 불멸의 12인치 익스텐디드 싱글(Extended 12" Singles)들을 집대성한 빛나는 예술적 기록입니다.</w:t>
+      </w:r>
+    </w:p>
+    <w:p>
+      <w:pPr>
+        <w:spacing w:line="324" w:lineRule="auto" w:after="120"/>
+      </w:pPr>
+      <w:r>
+        <w:rPr w:rFonts="맑은 고딕">
+          <w:rFonts w:ascii="맑은 고딕" w:hAnsi="맑은 고딕" w:eastAsia="맑은 고딕"/>
+          <w:b w:val="0"/>
+          <w:sz w:val="21"/>
+        </w:rPr>
+        <w:t>12인치 맥시 싱글 바이닐은 단순히 7인치 라디오 에디트를 물리적으로 길게 늘인 확장이 아니었습니다. 이는 정규 앨범의 제약을 벗어나 곡이 품고 있는 리듬의 뼈대와 베이스라인의 깊이를 가장 순수하고 광활한 캔버스 위에 다시 직조해내는 고도의 사운드 미학이었습니다. 빌리 오션은 특유의 거칠면서도 감미로운 허스키 보이스, 펑크(Funk)와 소울(Soul)의 진득한 맥박을 최첨단 신스팝 편곡과 조화시키며, 춤을 위한 음악 역시 심오한 음악적 서정성과 구조적 완결성을 지닐 수 있음을 완벽하게 증명해 보였습니다.</w:t>
+      </w:r>
+    </w:p>
+    <w:p>
+      <w:pPr>
+        <w:spacing w:line="324" w:lineRule="auto" w:after="120"/>
+      </w:pPr>
+      <w:r>
+        <w:rPr w:rFonts="맑은 고딕">
+          <w:rFonts w:ascii="맑은 고딕" w:hAnsi="맑은 고딕" w:eastAsia="맑은 고딕"/>
+          <w:b w:val="0"/>
+          <w:sz w:val="21"/>
+        </w:rPr>
+        <w:t>골이 깊게 파인 바이닐의 음구를 타고 흐르는 풍성한 퍼커션과 탄력 넘치는 베이스는 당대 전 세계 청춘들의 심장을 뛰게 만들었던 찬란한 낙관주의와 사랑의 열병을 오롯이 복원해 냅니다. 고단한 일상을 위로하고 삶을 축제로 바꾸어 놓았던 그의 음악적 철학은 이 롱버전 트랙들의 점진적인 고조와 격정적인 클라이맥스를 통해 더욱 선명한 울림을 획득합니다.</w:t>
+      </w:r>
+    </w:p>
+    <w:p>
+      <w:pPr>
+        <w:spacing w:line="324" w:lineRule="auto" w:after="120"/>
+      </w:pPr>
+      <w:r>
+        <w:rPr w:rFonts="맑은 고딕">
+          <w:rFonts w:ascii="맑은 고딕" w:hAnsi="맑은 고딕" w:eastAsia="맑은 고딕"/>
+          <w:b w:val="0"/>
+          <w:sz w:val="21"/>
+        </w:rPr>
+        <w:t>세월이 흘러 디지털 음원이 세상의 모든 속도를 지배하는 오늘날에도, 이 음반이 선사하는 아날로그적인 파동은 여전히 마르지 않는 에너지를 뿜어냅니다. 턴테이블 위에서 묵직하게 회전하는 빌리 오션의 12인치 싱글들은 단순한 댄스 트랙의 모음집을 넘어, 황금빛 80년대의 공기와 인간적인 체온을 가장 생생하게 간직하고 있는 영원한 팝-소울의 기념비라 평하기에 부족함이 없습니다.</w:t>
       </w:r>
     </w:p>
     <w:p>
@@ -168,7 +200,7 @@
           <w:b w:val="0"/>
           <w:sz w:val="21"/>
         </w:rPr>
-        <w:t>1980년대 중후반 클럽 컬처와 바이닐 르네상스의 정점에서 기획된 스페셜 컴필레이션으로, 그의 전성기 대표곡들을 오리지널 12인치 롱버전 및 익스텐디드 믹스로 집대성하여 발매되었습니다.</w:t>
+        <w:t>1980년대 중후반 자이브 레코드(Jive Records)를 통해 전성기를 구가하던 빌리 오션의 기념비적인 대표곡들의 오리지널 12인치 익스텐디드 클럽 믹스를 엄선하여 발매한 특별 기획반.</w:t>
       </w:r>
     </w:p>
     <w:p>
@@ -199,7 +231,7 @@
           <w:b w:val="0"/>
           <w:sz w:val="21"/>
         </w:rPr>
-        <w:t>전 세계적으로 수백만 장의 판매고를 기록하며 메가 히트를 이어가던 시기에 발매되어 클럽 DJ들과 오디오파일 모두에게 폭발적인 사랑을 받았으며, 영국과 미국을 비롯한 글로벌 댄스/팝 차트 상위권을 장악했습니다.</w:t>
+        <w:t>수록된 원곡 싱글들은 미국 빌보드 핫 100 1위, 영국 UK 싱글 차트 1위를 비롯해 전 세계 댄스/클럽 차트 정상을 석권했으며, 12인치 바이닐 포맷으로서 클럽 DJ들과 수집가들 사이에서 전설적인 밀리언셀러를 기록함.</w:t>
       </w:r>
     </w:p>
     <w:p>
@@ -230,7 +262,7 @@
           <w:b w:val="0"/>
           <w:sz w:val="21"/>
         </w:rPr>
-        <w:t>그래미 어워드 '최우수 남성 R&amp;B 보컬 퍼포먼스' 수상 및 브릿 어워드 노미네이션 등 빌리 오션이 세계적인 팝스타로서 공인받은 최정상의 커리어를 투영하고 있습니다.</w:t>
+        <w:t>수록곡 'Caribbean Queen'을 통해 제27회 그래미 어워드 '최우수 남성 R&amp;B 보컬 퍼포먼스상' 수상, 브릿 어워즈 노미네이트 및 전 세계 플래티넘 레코드 다수 달성.</w:t>
       </w:r>
     </w:p>
     <w:p>
@@ -368,7 +400,7 @@
           <w:b w:val="0"/>
           <w:sz w:val="21"/>
         </w:rPr>
-        <w:t>카리브해의 풍성한 음악적 토양과 영국의 세련된 팝 센스를 결합하여 독보적인 소울 팝의 지평을 연 거장입니다. 벨벳처럼 부드러우면서도 호소력 짙은 음색과 탁월한 송라이팅 능력으로 1980년대 흑인 음악의 크로스오버 열풍을 주도한 팝 역사의 독보적인 아이콘입니다.</w:t>
+        <w:t>카리브해의 온화한 칼립소 리듬과 영국의 정제된 팝 감성, 미국 모타운 풍의 흑인 영혼 음악을 완벽하게 체화한 세계적인 싱어송라이터입니다. 1970~80년대를 거치며 인종과 대륙의 벽을 허문 호소력 짙은 보컬로 브리티시 블랙 뮤직(British Black Music)의 위상을 세계 정상으로 끌어올린 선구자적 거장입니다.</w:t>
       </w:r>
     </w:p>
     <w:p>
@@ -413,7 +445,7 @@
           <w:b w:val="0"/>
           <w:sz w:val="21"/>
         </w:rPr>
-        <w:t>7인치 라디오 에디트의 한계를 뛰어넘어 베이스 라인과 리듬 섹션의 확장을 꾀했던 '12인치 맥시 싱글(12" Maxi-Single)' 문화의 정점을 보여주는 앨범입니다. 팝의 대중성과 클럽 뮤직의 역동성이 완벽한 황금비율을 이루어 80년대 신스 펑크(Synth-Funk) 및 소울의 교과서적인 완성도를 자랑합니다.</w:t>
+        <w:t>80년대 팝/R&amp;B 사운드가 지향했던 최첨단 스튜디오 프로덕션과 클럽 컬처의 융합을 상징하는 명반입니다. 12인치 싱글 특유의 다이내믹 레인지를 극대화하여 곡의 구조적 완성도를 한 단계 끌어올린, 바이닐 전성기 사운드 엔지니어링의 정수를 보여주는 교과서적 음반입니다.</w:t>
       </w:r>
     </w:p>
     <w:p>
@@ -444,7 +476,7 @@
           <w:b w:val="0"/>
           <w:sz w:val="21"/>
         </w:rPr>
-        <w:t>네온사인이 화려하게 번쩍이던 1980년대 도심의 밤, 청춘들이 자유와 낭만을 갈망하며 모여들던 나이트라이프의 순수한 열기가 아날로그 그루브 속에 고스란히 녹아 있습니다. 아날로그 신시사이저와 브라스의 경쾌한 울림은 그 시절 청춘들이 공유했던 찬란한 해방감과 낙천적인 감수성을 고스란히 소환해 냅니다.</w:t>
+        <w:t>냉전의 황혼기 속에서 화려한 네온사인과 디스코텍의 불빛 아래 자유와 낭만을 만끽하던 1980년대 젊은 세대의 심장 박동이 담겨 있습니다. 라디오에서 흘러나오는 3분짜리 싱글에 아쉬워하던 청춘들에게 밤을 잊게 만드는 장대한 리듬의 파노라마를 선물했던 시대의 찬가입니다.</w:t>
       </w:r>
     </w:p>
     <w:p>
@@ -489,7 +521,7 @@
           <w:b w:val="0"/>
           <w:sz w:val="21"/>
         </w:rPr>
-        <w:t>그래미 수상에 빛나는 불멸의 명곡 'Caribbean Queen (No More Love on the Run)'의 롱버전은 펑키한 베이스와 관악기의 쾌감이 극대화되어 있으며, 감미롭고 애절한 'Suddenly'는 빌리 오션 특유의 낭만적 서정미가 돋보입니다. 또한 거침없는 에너지를 뿜어내는 'Loverboy'의 익스텐디드 믹스는 일렉트로닉 비트와 소울풀한 보컬의 완벽한 융합을 들려줍니다.</w:t>
+        <w:t>그래미를 안겨준 'Caribbean Queen (Extended Mix)'의 폭발적인 베이스 그루브와 관악기 섹션, 'Loverboy'의 드라마틱하고 팽팽한 신디사이저 텐션, 그리고 흥겨운 에너지가 넘치는 'When the Going Gets Tough, the Tough Get Going' 등 원곡보다 한층 더 풍성해진 악기 배치와 긴장감 넘치는 브레이크다운(Breakdown) 구간이 압도적 쾌감을 선사합니다.</w:t>
       </w:r>
     </w:p>
     <w:p>
@@ -520,7 +552,7 @@
           <w:b w:val="0"/>
           <w:sz w:val="21"/>
         </w:rPr>
-        <w:t>12인치 싱글 반 특유의 넓은 소리골(Groove) 덕분에 음압이 높고 저역의 해상도가 매우 뛰어납니다. 진공관 앰프를 통해 전달되는 두터운 베이스의 펀치감과 턴테이블 바늘 끝에서 피어오르는 아날로그 신스의 윤기 있는 질감에 귀를 기울이면 디지털 음원에서는 결코 맛볼 수 없는 공간감과 생동감을 만끽할 수 있습니다.</w:t>
+        <w:t>12인치 바이닐은 앨범 전체를 빼곡히 담은 일반 LP에 비해 음골(Groove)의 간격이 넓어 음압이 매우 높고 저음의 왜곡이 적습니다. 진공관 앰프의 볼륨을 풍성하게 올리고 턴테이블 카트리지가 긁어내는 묵직한 아날로그 킥 드럼과 탄력 있는 슬랩 베이스의 타격감을 온몸으로 느껴보시길 권합니다.</w:t>
       </w:r>
     </w:p>
     <w:p>
@@ -551,7 +583,7 @@
           <w:b w:val="0"/>
           <w:sz w:val="21"/>
         </w:rPr>
-        <w:t>정규 앨범에서는 접하기 힘든 희귀 익스텐디드 믹스 버전들을 최상의 바이닐 사운드로 온전히 소장할 수 있다는 점에서 대체 불가능한 소장 가치를 지니며, 80년대 팝/댄스 바이닐 컬렉션의 필수적인 마스터피스입니다.</w:t>
+        <w:t>정규 스튜디오 앨범에서는 결코 맛볼 수 없는 당대 전설적인 믹싱 엔지니어들의 정교한 재해석이 담긴 희귀 믹스본들로 구성되어 있어, 80년대 팝 역사와 바이닐 사운드의 물리적 매력을 동시에 증명하는 필청 컬렉터스 아이템입니다.</w:t>
       </w:r>
     </w:p>
     <w:p>
@@ -565,7 +597,7 @@
           <w:color w:val="4338CA"/>
           <w:sz w:val="21"/>
         </w:rPr>
-        <w:t>이 음반을 통해 아날로그 소리골을 타고 흐르는 1980년대의 찬란한 리듬과 빌리 오션의 따스한 소울이 전해주는 감동을 다시 한번 경험해 보시는 것은 어떨까요?</w:t>
+        <w:t>이 음반을 통해 80년대 찬란했던 아날로그 사운드의 심장 박동과 빌리 오션의 낭만적인 그루브가 전해주는 감동을 다시 한번 경험해 보시는 것은 어떨까요?</w:t>
       </w:r>
     </w:p>
     <w:sectPr>
